--- a/atelier/atelier_192.docx
+++ b/atelier/atelier_192.docx
@@ -474,7 +474,7 @@
                 <w:b w:val="false"/>
                 <w:bCs w:val="false"/>
               </w:rPr>
-              <w:t xml:space="preserve">Frictions identifiées (#190), souvent le diagnostic</w:t>
+              <w:t xml:space="preserve">Frictions identifiées, souvent le diagnostic</w:t>
             </w:r>
           </w:p>
         </w:tc>
@@ -493,7 +493,7 @@
         <w:spacing w:after="120"/>
       </w:pPr>
       <w:r>
-        <w:t xml:space="preserve">Rejouer un incident (#190) montre souvent que le diagnostic est le poste le plus lent : comprendre POURQUOI le pipeline a cassé prend plus de temps que corriger. Et la cause de cette lenteur est fréquemment des logs illisibles — une erreur noyée dans des milliers de lignes, un message obscur (« exit code 1 ») qui ne dit rien, pas d’indication de l’étape ou de la cause. Le sujet de cet atelier est d’améliorer la lisibilité des logs et messages d’erreur du pipeline : rendre visible et compréhensible ce qui a cassé, pour qu’un coup d’œil suffise à diagnostiquer. C’est un levier direct sur le recovery time — réduire le temps de diagnostic réduit le délai total. On rend les échecs lisibles pour les comprendre vite.</w:t>
+        <w:t xml:space="preserve">Rejouer un incident montre souvent que le diagnostic est le poste le plus lent : comprendre POURQUOI le pipeline a cassé prend plus de temps que corriger. Et la cause de cette lenteur est fréquemment des logs illisibles — une erreur noyée dans des milliers de lignes, un message obscur (« exit code 1 ») qui ne dit rien, pas d’indication de l’étape ou de la cause. Le sujet de cet atelier est d’améliorer la lisibilité des logs et messages d’erreur du pipeline : rendre visible et compréhensible ce qui a cassé, pour qu’un coup d’œil suffise à diagnostiquer. C’est un levier direct sur le recovery time — réduire le temps de diagnostic réduit le délai total. On rend les échecs lisibles pour les comprendre vite.</w:t>
       </w:r>
     </w:p>
     <w:p>
@@ -885,7 +885,7 @@
         <w:spacing w:after="120"/>
       </w:pPr>
       <w:r>
-        <w:t xml:space="preserve">Des logs lisibles accélèrent le diagnostic. La suite capitalise et étend : #193 (playbook des 5 causes fréquentes — diagnostic encore plus rapide pour les cas connus), #194 (rôles hors heures), #195 (revert automatique). Comprendre vite (#192) prépare à reconnaître les causes récurrentes (#193).</w:t>
+        <w:t xml:space="preserve">Des logs lisibles accélèrent le diagnostic. La suite capitalise et étend : (playbook des 5 causes fréquentes — diagnostic encore plus rapide pour les cas connus), (rôles hors heures), (revert automatique). Comprendre vite prépare à reconnaître les causes récurrentes.</w:t>
       </w:r>
     </w:p>
     <w:p>
@@ -901,7 +901,7 @@
         <w:spacing w:after="120"/>
       </w:pPr>
       <w:r>
-        <w:t xml:space="preserve">La squad a amélioré la lisibilité de ses logs et messages d’erreur : messages explicites et actionnables, logs structurés, essentiel mis en avant. Le temps de diagnostic — poste le plus lourd du recovery — est réduit, ce qui réduit le recovery time, et l’investissement profite à chaque incident futur. La mesure Recovery time du hub baisse. La question S03 accélère son diagnostic, prête à capitaliser les causes fréquentes (#193).</w:t>
+        <w:t xml:space="preserve">La squad a amélioré la lisibilité de ses logs et messages d’erreur : messages explicites et actionnables, logs structurés, essentiel mis en avant. Le temps de diagnostic — poste le plus lourd du recovery — est réduit, ce qui réduit le recovery time, et l’investissement profite à chaque incident futur. La mesure Recovery time du hub baisse. La question S03 accélère son diagnostic, prête à capitaliser les causes fréquentes.</w:t>
       </w:r>
     </w:p>
     <w:sectPr>
